--- a/LAB8/11CNPM2_LAB8_1150080143_VoAnhKiet.docx
+++ b/LAB8/11CNPM2_LAB8_1150080143_VoAnhKiet.docx
@@ -157,8 +157,54 @@
           <w:szCs w:val="32"/>
           <w:lang w:val="vi-VN"/>
         </w:rPr>
-        <w:t>Link ytb</w:t>
+        <w:t xml:space="preserve">Link </w:t>
       </w:r>
+      <w:r>
+        <w:rPr>
+          <w:rFonts w:cs="Times New Roman"/>
+          <w:b/>
+          <w:color w:val="17365D"/>
+          <w:sz w:val="32"/>
+          <w:szCs w:val="32"/>
+          <w:lang w:val="vi-VN"/>
+        </w:rPr>
+        <w:t xml:space="preserve">YTB: </w:t>
+      </w:r>
+      <w:hyperlink r:id="rId8" w:history="1">
+        <w:r>
+          <w:rPr>
+            <w:rStyle w:val="Hyperlink"/>
+            <w:rFonts w:cs="Times New Roman"/>
+            <w:b/>
+            <w:sz w:val="32"/>
+            <w:szCs w:val="32"/>
+            <w:lang w:val="vi-VN"/>
+          </w:rPr>
+          <w:t>https://youtu.be/X</w:t>
+        </w:r>
+        <w:r>
+          <w:rPr>
+            <w:rStyle w:val="Hyperlink"/>
+            <w:rFonts w:cs="Times New Roman"/>
+            <w:b/>
+            <w:sz w:val="32"/>
+            <w:szCs w:val="32"/>
+            <w:lang w:val="vi-VN"/>
+          </w:rPr>
+          <w:t>y</w:t>
+        </w:r>
+        <w:r>
+          <w:rPr>
+            <w:rStyle w:val="Hyperlink"/>
+            <w:rFonts w:cs="Times New Roman"/>
+            <w:b/>
+            <w:sz w:val="32"/>
+            <w:szCs w:val="32"/>
+            <w:lang w:val="vi-VN"/>
+          </w:rPr>
+          <w:t>NU5y_eL8s</w:t>
+        </w:r>
+      </w:hyperlink>
     </w:p>
     <w:p>
       <w:pPr>
@@ -216,7 +262,7 @@
                     </pic:cNvPicPr>
                   </pic:nvPicPr>
                   <pic:blipFill>
-                    <a:blip r:embed="rId8">
+                    <a:blip r:embed="rId9">
                       <a:extLst>
                         <a:ext uri="{28A0092B-C50C-407E-A947-70E740481C1C}">
                           <a14:useLocalDpi xmlns:a14="http://schemas.microsoft.com/office/drawing/2010/main" val="0"/>
@@ -7442,6 +7488,87 @@
         <w:rPr>
           <w:rFonts w:cs="Times New Roman"/>
           <w:szCs w:val="24"/>
+          <w:lang w:val="vi-VN"/>
+        </w:rPr>
+      </w:pPr>
+    </w:p>
+    <w:p>
+      <w:pPr>
+        <w:spacing w:after="0"/>
+        <w:rPr>
+          <w:rFonts w:cs="Times New Roman"/>
+          <w:szCs w:val="24"/>
+          <w:lang w:val="vi-VN"/>
+        </w:rPr>
+      </w:pPr>
+      <w:r>
+        <w:rPr>
+          <w:rFonts w:cs="Times New Roman"/>
+          <w:szCs w:val="24"/>
+          <w:lang w:val="vi-VN"/>
+        </w:rPr>
+        <w:drawing>
+          <wp:inline distT="0" distB="0" distL="0" distR="0" wp14:anchorId="69312E63" wp14:editId="1BFF2A49">
+            <wp:extent cx="6336030" cy="3214370"/>
+            <wp:effectExtent l="0" t="0" r="7620" b="5080"/>
+            <wp:docPr id="1" name="Picture 1"/>
+            <wp:cNvGraphicFramePr>
+              <a:graphicFrameLocks xmlns:a="http://schemas.openxmlformats.org/drawingml/2006/main" noChangeAspect="1"/>
+            </wp:cNvGraphicFramePr>
+            <a:graphic xmlns:a="http://schemas.openxmlformats.org/drawingml/2006/main">
+              <a:graphicData uri="http://schemas.openxmlformats.org/drawingml/2006/picture">
+                <pic:pic xmlns:pic="http://schemas.openxmlformats.org/drawingml/2006/picture">
+                  <pic:nvPicPr>
+                    <pic:cNvPr id="1" name=""/>
+                    <pic:cNvPicPr/>
+                  </pic:nvPicPr>
+                  <pic:blipFill>
+                    <a:blip r:embed="rId10"/>
+                    <a:stretch>
+                      <a:fillRect/>
+                    </a:stretch>
+                  </pic:blipFill>
+                  <pic:spPr>
+                    <a:xfrm>
+                      <a:off x="0" y="0"/>
+                      <a:ext cx="6336030" cy="3214370"/>
+                    </a:xfrm>
+                    <a:prstGeom prst="rect">
+                      <a:avLst/>
+                    </a:prstGeom>
+                  </pic:spPr>
+                </pic:pic>
+              </a:graphicData>
+            </a:graphic>
+          </wp:inline>
+        </w:drawing>
+      </w:r>
+    </w:p>
+    <w:p>
+      <w:pPr>
+        <w:spacing w:after="0"/>
+        <w:jc w:val="center"/>
+        <w:rPr>
+          <w:rFonts w:cs="Times New Roman"/>
+          <w:szCs w:val="24"/>
+          <w:lang w:val="vi-VN"/>
+        </w:rPr>
+      </w:pPr>
+      <w:r>
+        <w:rPr>
+          <w:rFonts w:cs="Times New Roman"/>
+          <w:szCs w:val="24"/>
+        </w:rPr>
+        <w:t>01_pfsense_dnslab_rules</w:t>
+      </w:r>
+    </w:p>
+    <w:p>
+      <w:pPr>
+        <w:spacing w:after="0"/>
+        <w:rPr>
+          <w:rFonts w:cs="Times New Roman"/>
+          <w:szCs w:val="24"/>
+          <w:lang w:val="vi-VN"/>
         </w:rPr>
       </w:pPr>
     </w:p>
@@ -7644,6 +7771,7 @@
                 <w:rFonts w:cs="Times New Roman"/>
                 <w:szCs w:val="24"/>
               </w:rPr>
+              <w:lastRenderedPageBreak/>
               <w:t>DNS-SERVER</w:t>
             </w:r>
           </w:p>
@@ -8025,7 +8153,6 @@
           <w:noProof/>
           <w:szCs w:val="24"/>
         </w:rPr>
-        <w:lastRenderedPageBreak/>
         <w:drawing>
           <wp:inline distT="0" distB="0" distL="0" distR="0" wp14:anchorId="396954DE" wp14:editId="18E9ABEE">
             <wp:extent cx="5760000" cy="973626"/>
@@ -8042,7 +8169,7 @@
                     <pic:cNvPicPr/>
                   </pic:nvPicPr>
                   <pic:blipFill>
-                    <a:blip r:embed="rId9"/>
+                    <a:blip r:embed="rId11"/>
                     <a:stretch>
                       <a:fillRect/>
                     </a:stretch>
@@ -8134,7 +8261,7 @@
                     <pic:cNvPicPr/>
                   </pic:nvPicPr>
                   <pic:blipFill>
-                    <a:blip r:embed="rId10"/>
+                    <a:blip r:embed="rId12"/>
                     <a:stretch>
                       <a:fillRect/>
                     </a:stretch>
@@ -8243,7 +8370,7 @@
                     <pic:cNvPicPr/>
                   </pic:nvPicPr>
                   <pic:blipFill>
-                    <a:blip r:embed="rId11"/>
+                    <a:blip r:embed="rId13"/>
                     <a:stretch>
                       <a:fillRect/>
                     </a:stretch>
@@ -8335,7 +8462,15 @@
                 <w:rFonts w:cs="Times New Roman"/>
                 <w:szCs w:val="24"/>
               </w:rPr>
-              <w:t>DNS-SERVER authoritative cho lab9.test, đồng thời recursive/cache cho 10.9.0.0/24. Riêng external.lab9.test được forward tới APP-TEST 172.16.6.20. send-cookie no chỉ áp cho server mô phỏng này để bài spoofing on-path có thể tái lập; không dùng thiết lập đó trong production.</w:t>
+              <w:t xml:space="preserve">DNS-SERVER authoritative cho lab9.test, đồng thời recursive/cache cho 10.9.0.0/24. Riêng </w:t>
+            </w:r>
+            <w:r>
+              <w:rPr>
+                <w:rFonts w:cs="Times New Roman"/>
+                <w:szCs w:val="24"/>
+              </w:rPr>
+              <w:lastRenderedPageBreak/>
+              <w:t>external.lab9.test được forward tới APP-TEST 172.16.6.20. send-cookie no chỉ áp cho server mô phỏng này để bài spoofing on-path có thể tái lập; không dùng thiết lập đó trong production.</w:t>
             </w:r>
           </w:p>
         </w:tc>
@@ -8402,7 +8537,7 @@
                     <pic:cNvPicPr/>
                   </pic:nvPicPr>
                   <pic:blipFill>
-                    <a:blip r:embed="rId12"/>
+                    <a:blip r:embed="rId14"/>
                     <a:stretch>
                       <a:fillRect/>
                     </a:stretch>
@@ -8429,17 +8564,104 @@
         <w:jc w:val="center"/>
         <w:rPr>
           <w:rFonts w:cs="Times New Roman"/>
-          <w:szCs w:val="24"/>
-        </w:rPr>
-      </w:pPr>
-      <w:r>
-        <w:rPr>
-          <w:rFonts w:cs="Times New Roman"/>
           <w:i/>
           <w:color w:val="666666"/>
           <w:szCs w:val="24"/>
+          <w:lang w:val="vi-VN"/>
+        </w:rPr>
+      </w:pPr>
+      <w:r>
+        <w:rPr>
+          <w:rFonts w:cs="Times New Roman"/>
+          <w:i/>
+          <w:color w:val="666666"/>
+          <w:szCs w:val="24"/>
         </w:rPr>
         <w:t>Hình 5. Validate BIND9 trước khi thực hành</w:t>
+      </w:r>
+    </w:p>
+    <w:p>
+      <w:pPr>
+        <w:spacing w:after="160"/>
+        <w:jc w:val="center"/>
+        <w:rPr>
+          <w:rFonts w:cs="Times New Roman"/>
+          <w:i/>
+          <w:color w:val="666666"/>
+          <w:szCs w:val="24"/>
+          <w:lang w:val="vi-VN"/>
+        </w:rPr>
+      </w:pPr>
+    </w:p>
+    <w:p>
+      <w:pPr>
+        <w:spacing w:after="0"/>
+        <w:jc w:val="center"/>
+        <w:rPr>
+          <w:rFonts w:cs="Times New Roman"/>
+          <w:szCs w:val="24"/>
+          <w:lang w:val="vi-VN"/>
+        </w:rPr>
+      </w:pPr>
+      <w:r>
+        <w:rPr>
+          <w:rFonts w:cs="Times New Roman"/>
+          <w:szCs w:val="24"/>
+          <w:lang w:val="vi-VN"/>
+        </w:rPr>
+        <w:drawing>
+          <wp:inline distT="0" distB="0" distL="0" distR="0" wp14:anchorId="335AC3CF" wp14:editId="7A6241FA">
+            <wp:extent cx="6336030" cy="1867535"/>
+            <wp:effectExtent l="0" t="0" r="7620" b="0"/>
+            <wp:docPr id="22" name="Picture 22"/>
+            <wp:cNvGraphicFramePr>
+              <a:graphicFrameLocks xmlns:a="http://schemas.openxmlformats.org/drawingml/2006/main" noChangeAspect="1"/>
+            </wp:cNvGraphicFramePr>
+            <a:graphic xmlns:a="http://schemas.openxmlformats.org/drawingml/2006/main">
+              <a:graphicData uri="http://schemas.openxmlformats.org/drawingml/2006/picture">
+                <pic:pic xmlns:pic="http://schemas.openxmlformats.org/drawingml/2006/picture">
+                  <pic:nvPicPr>
+                    <pic:cNvPr id="1" name=""/>
+                    <pic:cNvPicPr/>
+                  </pic:nvPicPr>
+                  <pic:blipFill>
+                    <a:blip r:embed="rId15"/>
+                    <a:stretch>
+                      <a:fillRect/>
+                    </a:stretch>
+                  </pic:blipFill>
+                  <pic:spPr>
+                    <a:xfrm>
+                      <a:off x="0" y="0"/>
+                      <a:ext cx="6336030" cy="1867535"/>
+                    </a:xfrm>
+                    <a:prstGeom prst="rect">
+                      <a:avLst/>
+                    </a:prstGeom>
+                  </pic:spPr>
+                </pic:pic>
+              </a:graphicData>
+            </a:graphic>
+          </wp:inline>
+        </w:drawing>
+      </w:r>
+    </w:p>
+    <w:p>
+      <w:pPr>
+        <w:spacing w:after="160"/>
+        <w:jc w:val="center"/>
+        <w:rPr>
+          <w:rFonts w:cs="Times New Roman"/>
+          <w:szCs w:val="24"/>
+          <w:lang w:val="vi-VN"/>
+        </w:rPr>
+      </w:pPr>
+      <w:r>
+        <w:rPr>
+          <w:rFonts w:cs="Times New Roman"/>
+          <w:szCs w:val="24"/>
+        </w:rPr>
+        <w:t>03_bind9_validation</w:t>
       </w:r>
     </w:p>
     <w:p>
@@ -8494,7 +8716,7 @@
                     <pic:cNvPicPr/>
                   </pic:nvPicPr>
                   <pic:blipFill>
-                    <a:blip r:embed="rId13"/>
+                    <a:blip r:embed="rId16"/>
                     <a:stretch>
                       <a:fillRect/>
                     </a:stretch>
@@ -8550,7 +8772,6 @@
           <w:sz w:val="24"/>
           <w:szCs w:val="24"/>
         </w:rPr>
-        <w:lastRenderedPageBreak/>
         <w:t>E. CẤU HÌNH VICTIM VÀ ATTACKER</w:t>
       </w:r>
       <w:bookmarkEnd w:id="18"/>
@@ -8624,7 +8845,7 @@
                     <pic:cNvPicPr/>
                   </pic:nvPicPr>
                   <pic:blipFill>
-                    <a:blip r:embed="rId14"/>
+                    <a:blip r:embed="rId17"/>
                     <a:stretch>
                       <a:fillRect/>
                     </a:stretch>
@@ -8680,6 +8901,7 @@
           <w:sz w:val="24"/>
           <w:szCs w:val="24"/>
         </w:rPr>
+        <w:lastRenderedPageBreak/>
         <w:t>2. ATTACKER Kali 10.9.0.200</w:t>
       </w:r>
       <w:bookmarkEnd w:id="20"/>
@@ -8733,7 +8955,7 @@
                     <pic:cNvPicPr/>
                   </pic:nvPicPr>
                   <pic:blipFill>
-                    <a:blip r:embed="rId15"/>
+                    <a:blip r:embed="rId18"/>
                     <a:stretch>
                       <a:fillRect/>
                     </a:stretch>
@@ -8842,7 +9064,7 @@
                     <pic:cNvPicPr/>
                   </pic:nvPicPr>
                   <pic:blipFill>
-                    <a:blip r:embed="rId16"/>
+                    <a:blip r:embed="rId19"/>
                     <a:stretch>
                       <a:fillRect/>
                     </a:stretch>
@@ -8971,7 +9193,7 @@
                     <pic:cNvPicPr/>
                   </pic:nvPicPr>
                   <pic:blipFill>
-                    <a:blip r:embed="rId17"/>
+                    <a:blip r:embed="rId20"/>
                     <a:stretch>
                       <a:fillRect/>
                     </a:stretch>
@@ -9027,7 +9249,6 @@
           <w:sz w:val="24"/>
           <w:szCs w:val="24"/>
         </w:rPr>
-        <w:lastRenderedPageBreak/>
         <w:t>2. Kiểm tra baseline từ DNS-SERVER và Victim</w:t>
       </w:r>
       <w:bookmarkEnd w:id="24"/>
@@ -9064,7 +9285,7 @@
                     <pic:cNvPicPr/>
                   </pic:nvPicPr>
                   <pic:blipFill>
-                    <a:blip r:embed="rId18"/>
+                    <a:blip r:embed="rId21"/>
                     <a:stretch>
                       <a:fillRect/>
                     </a:stretch>
@@ -9091,17 +9312,121 @@
         <w:jc w:val="center"/>
         <w:rPr>
           <w:rFonts w:cs="Times New Roman"/>
-          <w:szCs w:val="24"/>
-        </w:rPr>
-      </w:pPr>
-      <w:r>
-        <w:rPr>
-          <w:rFonts w:cs="Times New Roman"/>
           <w:i/>
           <w:color w:val="666666"/>
           <w:szCs w:val="24"/>
+          <w:lang w:val="vi-VN"/>
+        </w:rPr>
+      </w:pPr>
+      <w:r>
+        <w:rPr>
+          <w:rFonts w:cs="Times New Roman"/>
+          <w:i/>
+          <w:color w:val="666666"/>
+          <w:szCs w:val="24"/>
         </w:rPr>
         <w:t>Hình 11. Baseline: external.lab9.test phải trỏ về DMZ-WEB 172.16.6.10</w:t>
+      </w:r>
+    </w:p>
+    <w:p>
+      <w:pPr>
+        <w:spacing w:after="160"/>
+        <w:jc w:val="center"/>
+        <w:rPr>
+          <w:rFonts w:cs="Times New Roman"/>
+          <w:i/>
+          <w:color w:val="666666"/>
+          <w:szCs w:val="24"/>
+          <w:lang w:val="vi-VN"/>
+        </w:rPr>
+      </w:pPr>
+    </w:p>
+    <w:p>
+      <w:pPr>
+        <w:spacing w:after="160"/>
+        <w:jc w:val="center"/>
+        <w:rPr>
+          <w:rFonts w:cs="Times New Roman"/>
+          <w:szCs w:val="24"/>
+          <w:lang w:val="vi-VN"/>
+        </w:rPr>
+      </w:pPr>
+      <w:r>
+        <w:rPr>
+          <w:rFonts w:cs="Times New Roman"/>
+          <w:i/>
+          <w:noProof/>
+          <w:color w:val="666666"/>
+          <w:szCs w:val="24"/>
+          <w:lang w:val="vi-VN"/>
+        </w:rPr>
+        <w:lastRenderedPageBreak/>
+        <w:drawing>
+          <wp:inline distT="0" distB="0" distL="0" distR="0" wp14:anchorId="74DB8959" wp14:editId="32E39E92">
+            <wp:extent cx="6191250" cy="3048000"/>
+            <wp:effectExtent l="0" t="0" r="0" b="0"/>
+            <wp:docPr id="23" name="Picture 23"/>
+            <wp:cNvGraphicFramePr>
+              <a:graphicFrameLocks xmlns:a="http://schemas.openxmlformats.org/drawingml/2006/main" noChangeAspect="1"/>
+            </wp:cNvGraphicFramePr>
+            <a:graphic xmlns:a="http://schemas.openxmlformats.org/drawingml/2006/main">
+              <a:graphicData uri="http://schemas.openxmlformats.org/drawingml/2006/picture">
+                <pic:pic xmlns:pic="http://schemas.openxmlformats.org/drawingml/2006/picture">
+                  <pic:nvPicPr>
+                    <pic:cNvPr id="0" name="Picture 2"/>
+                    <pic:cNvPicPr>
+                      <a:picLocks noChangeAspect="1" noChangeArrowheads="1"/>
+                    </pic:cNvPicPr>
+                  </pic:nvPicPr>
+                  <pic:blipFill>
+                    <a:blip r:embed="rId22">
+                      <a:extLst>
+                        <a:ext uri="{28A0092B-C50C-407E-A947-70E740481C1C}">
+                          <a14:useLocalDpi xmlns:a14="http://schemas.microsoft.com/office/drawing/2010/main" val="0"/>
+                        </a:ext>
+                      </a:extLst>
+                    </a:blip>
+                    <a:srcRect/>
+                    <a:stretch>
+                      <a:fillRect/>
+                    </a:stretch>
+                  </pic:blipFill>
+                  <pic:spPr bwMode="auto">
+                    <a:xfrm>
+                      <a:off x="0" y="0"/>
+                      <a:ext cx="6191250" cy="3048000"/>
+                    </a:xfrm>
+                    <a:prstGeom prst="rect">
+                      <a:avLst/>
+                    </a:prstGeom>
+                    <a:noFill/>
+                    <a:ln>
+                      <a:noFill/>
+                    </a:ln>
+                  </pic:spPr>
+                </pic:pic>
+              </a:graphicData>
+            </a:graphic>
+          </wp:inline>
+        </w:drawing>
+      </w:r>
+    </w:p>
+    <w:p>
+      <w:pPr>
+        <w:spacing w:after="160"/>
+        <w:jc w:val="center"/>
+        <w:rPr>
+          <w:rFonts w:cs="Times New Roman"/>
+          <w:szCs w:val="24"/>
+          <w:lang w:val="vi-VN"/>
+        </w:rPr>
+      </w:pPr>
+      <w:r>
+        <w:rPr>
+          <w:rFonts w:cs="Times New Roman"/>
+          <w:szCs w:val="24"/>
+        </w:rPr>
+        <w:t>04_baseline_resolution</w:t>
       </w:r>
     </w:p>
     <w:tbl>
@@ -9277,7 +9602,7 @@
                     <pic:cNvPicPr/>
                   </pic:nvPicPr>
                   <pic:blipFill>
-                    <a:blip r:embed="rId19"/>
+                    <a:blip r:embed="rId23"/>
                     <a:stretch>
                       <a:fillRect/>
                     </a:stretch>
@@ -9350,6 +9675,7 @@
           <w:noProof/>
           <w:szCs w:val="24"/>
         </w:rPr>
+        <w:lastRenderedPageBreak/>
         <w:drawing>
           <wp:inline distT="0" distB="0" distL="0" distR="0" wp14:anchorId="0CE73DC4" wp14:editId="1E39322A">
             <wp:extent cx="5760000" cy="810116"/>
@@ -9366,7 +9692,7 @@
                     <pic:cNvPicPr/>
                   </pic:nvPicPr>
                   <pic:blipFill>
-                    <a:blip r:embed="rId20"/>
+                    <a:blip r:embed="rId24"/>
                     <a:stretch>
                       <a:fillRect/>
                     </a:stretch>
@@ -9459,7 +9785,6 @@
           <w:sz w:val="24"/>
           <w:szCs w:val="24"/>
         </w:rPr>
-        <w:lastRenderedPageBreak/>
         <w:t>1. Chuẩn bị</w:t>
       </w:r>
       <w:bookmarkEnd w:id="28"/>
@@ -9496,7 +9821,7 @@
                     <pic:cNvPicPr/>
                   </pic:nvPicPr>
                   <pic:blipFill>
-                    <a:blip r:embed="rId21"/>
+                    <a:blip r:embed="rId25"/>
                     <a:stretch>
                       <a:fillRect/>
                     </a:stretch>
@@ -9588,7 +9913,7 @@
                     <pic:cNvPicPr/>
                   </pic:nvPicPr>
                   <pic:blipFill>
-                    <a:blip r:embed="rId22"/>
+                    <a:blip r:embed="rId26"/>
                     <a:stretch>
                       <a:fillRect/>
                     </a:stretch>
@@ -9757,7 +10082,7 @@
                     <pic:cNvPicPr/>
                   </pic:nvPicPr>
                   <pic:blipFill>
-                    <a:blip r:embed="rId23"/>
+                    <a:blip r:embed="rId27"/>
                     <a:stretch>
                       <a:fillRect/>
                     </a:stretch>
@@ -10028,6 +10353,7 @@
                 <w:rFonts w:cs="Times New Roman"/>
                 <w:szCs w:val="24"/>
               </w:rPr>
+              <w:lastRenderedPageBreak/>
               <w:t>Legitimate response</w:t>
             </w:r>
           </w:p>
@@ -10296,7 +10622,6 @@
           <w:sz w:val="24"/>
           <w:szCs w:val="24"/>
         </w:rPr>
-        <w:lastRenderedPageBreak/>
         <w:t>I. TASK 3 - DNS CACHE POISONING</w:t>
       </w:r>
       <w:bookmarkEnd w:id="32"/>
@@ -10370,7 +10695,7 @@
                     <pic:cNvPicPr/>
                   </pic:nvPicPr>
                   <pic:blipFill>
-                    <a:blip r:embed="rId24"/>
+                    <a:blip r:embed="rId28"/>
                     <a:stretch>
                       <a:fillRect/>
                     </a:stretch>
@@ -10462,7 +10787,7 @@
                     <pic:cNvPicPr/>
                   </pic:nvPicPr>
                   <pic:blipFill>
-                    <a:blip r:embed="rId25"/>
+                    <a:blip r:embed="rId29"/>
                     <a:stretch>
                       <a:fillRect/>
                     </a:stretch>
@@ -10554,7 +10879,7 @@
                     <pic:cNvPicPr/>
                   </pic:nvPicPr>
                   <pic:blipFill>
-                    <a:blip r:embed="rId26"/>
+                    <a:blip r:embed="rId30"/>
                     <a:stretch>
                       <a:fillRect/>
                     </a:stretch>
@@ -10627,6 +10952,7 @@
           <w:sz w:val="24"/>
           <w:szCs w:val="24"/>
         </w:rPr>
+        <w:lastRenderedPageBreak/>
         <w:t>4. Kiểm tra cache trên DNS-SERVER</w:t>
       </w:r>
       <w:bookmarkEnd w:id="36"/>
@@ -10663,7 +10989,7 @@
                     <pic:cNvPicPr/>
                   </pic:nvPicPr>
                   <pic:blipFill>
-                    <a:blip r:embed="rId27"/>
+                    <a:blip r:embed="rId31"/>
                     <a:stretch>
                       <a:fillRect/>
                     </a:stretch>
@@ -10787,7 +11113,6 @@
           <w:sz w:val="24"/>
           <w:szCs w:val="24"/>
         </w:rPr>
-        <w:lastRenderedPageBreak/>
         <w:t>5. Khôi phục</w:t>
       </w:r>
       <w:bookmarkEnd w:id="37"/>
@@ -10824,7 +11149,7 @@
                     <pic:cNvPicPr/>
                   </pic:nvPicPr>
                   <pic:blipFill>
-                    <a:blip r:embed="rId28"/>
+                    <a:blip r:embed="rId32"/>
                     <a:stretch>
                       <a:fillRect/>
                     </a:stretch>
@@ -11457,6 +11782,7 @@
                 <w:rFonts w:cs="Times New Roman"/>
                 <w:szCs w:val="24"/>
               </w:rPr>
+              <w:lastRenderedPageBreak/>
               <w:t>DNS COOKIE / source-port randomization</w:t>
             </w:r>
           </w:p>
@@ -11620,7 +11946,6 @@
           <w:sz w:val="24"/>
           <w:szCs w:val="24"/>
         </w:rPr>
-        <w:lastRenderedPageBreak/>
         <w:t>K. XỬ LÝ SỰ CỐ</w:t>
       </w:r>
       <w:bookmarkEnd w:id="42"/>
@@ -12371,6 +12696,7 @@
           <w:sz w:val="24"/>
           <w:szCs w:val="24"/>
         </w:rPr>
+        <w:lastRenderedPageBreak/>
         <w:t>L. CÂU HỎI VÀ NỘP BÀI</w:t>
       </w:r>
       <w:bookmarkEnd w:id="43"/>
@@ -12423,7 +12749,14 @@
           <w:rFonts w:cs="Times New Roman"/>
           <w:szCs w:val="24"/>
         </w:rPr>
-        <w:t>Trả lời: ............................................................................................</w:t>
+        <w:t xml:space="preserve">Trả lời: </w:t>
+      </w:r>
+      <w:r>
+        <w:rPr>
+          <w:rFonts w:cs="Times New Roman"/>
+          <w:szCs w:val="24"/>
+        </w:rPr>
+        <w:t>Trình duyệt web và các ứng dụng hệ thống sử dụng các hàm thư viện phân giải tên miền chuẩn (như getaddrinfo) thông qua cơ chế Name Service Switch (NSSwitch, cấu hình tại /etc/nsswitch.conf). Cơ chế này ưu tiên tra cứu nguồn file cục bộ (/etc/hosts) trước khi gửi truy vấn qua giao thức DNS. Ngược lại, tiện ích dig là công cụ chẩn đoán mạng chuyên dụng; nó bỏ qua hoàn toàn cơ chế phân giải của hệ điều hành và file /etc/hosts, trực tiếp mở socket UDP/TCP cổng 53 gửi truy vấn tới máy chủ DNS được chỉ định sau ký tự @.</w:t>
       </w:r>
     </w:p>
     <w:p>
@@ -12443,19 +12776,138 @@
       </w:r>
     </w:p>
     <w:p>
-      <w:pPr>
-        <w:rPr>
-          <w:rFonts w:cs="Times New Roman"/>
-          <w:szCs w:val="24"/>
-        </w:rPr>
-      </w:pPr>
       <w:r>
         <w:rPr>
           <w:rFonts w:cs="Times New Roman"/>
           <w:szCs w:val="24"/>
         </w:rPr>
-        <w:t>Trả lời: ............................................................................................</w:t>
+        <w:t xml:space="preserve">Trả lời: </w:t>
       </w:r>
+      <w:r>
+        <w:t>Một gói tin phản hồi DNS giả mạo muốn được client hoặc resolver chấp nhận phải khớp chính xác các trường sau:</w:t>
+      </w:r>
+    </w:p>
+    <w:p>
+      <w:pPr>
+        <w:numPr>
+          <w:ilvl w:val="0"/>
+          <w:numId w:val="20"/>
+        </w:numPr>
+        <w:rPr>
+          <w:rFonts w:cs="Times New Roman"/>
+          <w:szCs w:val="24"/>
+        </w:rPr>
+      </w:pPr>
+      <w:r>
+        <w:rPr>
+          <w:rFonts w:cs="Times New Roman"/>
+          <w:szCs w:val="24"/>
+        </w:rPr>
+        <w:t>Cặp địa chỉ IP (IP 2-tuple): IP nguồn của phản hồi phải là IP đích của truy vấn (IP DNS Server); IP đích phản hồi phải là IP nguồn gửi truy vấn.</w:t>
+      </w:r>
+    </w:p>
+    <w:p>
+      <w:pPr>
+        <w:numPr>
+          <w:ilvl w:val="0"/>
+          <w:numId w:val="20"/>
+        </w:numPr>
+        <w:rPr>
+          <w:rFonts w:cs="Times New Roman"/>
+          <w:szCs w:val="24"/>
+        </w:rPr>
+      </w:pPr>
+      <w:r>
+        <w:rPr>
+          <w:rFonts w:cs="Times New Roman"/>
+          <w:szCs w:val="24"/>
+        </w:rPr>
+        <w:t>Cặp cổng UDP (UDP 2-tuple): Cổng nguồn phản hồi phải là 53; cổng đích phản hồi phải khớp với cổng nguồn ngẫu nhiên (ephemeral port) của gói truy vấn.</w:t>
+      </w:r>
+    </w:p>
+    <w:p>
+      <w:pPr>
+        <w:numPr>
+          <w:ilvl w:val="0"/>
+          <w:numId w:val="20"/>
+        </w:numPr>
+        <w:rPr>
+          <w:rFonts w:cs="Times New Roman"/>
+          <w:szCs w:val="24"/>
+        </w:rPr>
+      </w:pPr>
+      <w:r>
+        <w:rPr>
+          <w:rFonts w:cs="Times New Roman"/>
+          <w:szCs w:val="24"/>
+        </w:rPr>
+        <w:t>DNS Transaction ID (TID): Giá trị định danh 16-bit trong DNS Header phải trùng khớp hoàn toàn với truy vấn.</w:t>
+      </w:r>
+    </w:p>
+    <w:p>
+      <w:pPr>
+        <w:numPr>
+          <w:ilvl w:val="0"/>
+          <w:numId w:val="20"/>
+        </w:numPr>
+        <w:rPr>
+          <w:rFonts w:cs="Times New Roman"/>
+          <w:szCs w:val="24"/>
+        </w:rPr>
+      </w:pPr>
+      <w:r>
+        <w:rPr>
+          <w:rFonts w:cs="Times New Roman"/>
+          <w:szCs w:val="24"/>
+        </w:rPr>
+        <w:t>Question Section: Tên miền truy vấn (qname), loại bản ghi (qtype) và lớp bản ghi (qclass) phải khớp tuyệt đối.</w:t>
+      </w:r>
+    </w:p>
+    <w:p>
+      <w:pPr>
+        <w:numPr>
+          <w:ilvl w:val="0"/>
+          <w:numId w:val="20"/>
+        </w:numPr>
+        <w:rPr>
+          <w:rFonts w:cs="Times New Roman"/>
+          <w:szCs w:val="24"/>
+        </w:rPr>
+      </w:pPr>
+      <w:r>
+        <w:rPr>
+          <w:rFonts w:cs="Times New Roman"/>
+          <w:szCs w:val="24"/>
+        </w:rPr>
+        <w:t>Cờ DNS: Cờ QR phải bằng 1 (Response).</w:t>
+      </w:r>
+    </w:p>
+    <w:p>
+      <w:pPr>
+        <w:numPr>
+          <w:ilvl w:val="0"/>
+          <w:numId w:val="20"/>
+        </w:numPr>
+        <w:rPr>
+          <w:rFonts w:cs="Times New Roman"/>
+          <w:szCs w:val="24"/>
+        </w:rPr>
+      </w:pPr>
+      <w:r>
+        <w:rPr>
+          <w:rFonts w:cs="Times New Roman"/>
+          <w:szCs w:val="24"/>
+        </w:rPr>
+        <w:t>DNS COOKIE (nếu có): Nếu hệ thống kích hoạt cơ chế EDNS0 Cookie, mã Cookie trong phần Options cũng bắt buộc phải khớp.</w:t>
+      </w:r>
+    </w:p>
+    <w:p>
+      <w:pPr>
+        <w:rPr>
+          <w:rFonts w:cs="Times New Roman"/>
+          <w:szCs w:val="24"/>
+        </w:rPr>
+      </w:pPr>
     </w:p>
     <w:p>
       <w:pPr>
@@ -12476,8 +12928,7 @@
     <w:p>
       <w:pPr>
         <w:rPr>
-          <w:rFonts w:cs="Times New Roman"/>
-          <w:szCs w:val="24"/>
+          <w:lang w:val="vi-VN"/>
         </w:rPr>
       </w:pPr>
       <w:r>
@@ -12485,23 +12936,50 @@
           <w:rFonts w:cs="Times New Roman"/>
           <w:szCs w:val="24"/>
         </w:rPr>
-        <w:t>Trả lời: ............................................................................................</w:t>
+        <w:t xml:space="preserve">Trả lời: </w:t>
       </w:r>
     </w:p>
     <w:p>
-      <w:pPr>
-        <w:rPr>
-          <w:rFonts w:cs="Times New Roman"/>
-          <w:szCs w:val="24"/>
-        </w:rPr>
-      </w:pPr>
       <w:r>
+        <w:t>Task 2 (Direct DNS Spoofing): Đối tượng bị giả mạo là máy khách Victim. Kẻ tấn công gửi phản hồi giả mạo trực tiếp tới Victim nên bản ghi sai lệch chỉ lưu tạm trong bộ nhớ đệm cục bộ của máy Victim đó; bộ nhớ đệm của DNS-SERVER hoàn toàn không bị can thiệp.</w:t>
+      </w:r>
+    </w:p>
+    <w:p>
+      <w:pPr>
+        <w:rPr>
+          <w:rFonts w:cs="Times New Roman"/>
+          <w:szCs w:val="24"/>
+        </w:rPr>
+      </w:pPr>
+      <w:r>
+        <w:rPr>
+          <w:rFonts w:cs="Times New Roman"/>
+          <w:szCs w:val="24"/>
+        </w:rPr>
+        <w:t>Task 3 (DNS Cache Poisoning): Đối tượng bị tấn công là chính DNS-SERVER (Recursive Resolver). Kẻ tấn công giả mạo phản hồi từ Authoritative DNS gửi tới DNS-SERVER, khiến bản ghi độc hại được nạp trực tiếp vào bộ nhớ đệm tập trung (Shared Cache) của Resolver. Mọi client khác trong mạng khi gửi truy vấn tới Resolver này đều sẽ nhận về kết quả bị đầu độc có sẵn trong cache cho đến khi TTL hết hạn.</w:t>
+      </w:r>
+    </w:p>
+    <w:p>
+      <w:pPr>
+        <w:rPr>
+          <w:rFonts w:cs="Times New Roman"/>
+          <w:szCs w:val="24"/>
+        </w:rPr>
+      </w:pPr>
+    </w:p>
+    <w:p>
+      <w:pPr>
+        <w:rPr>
+          <w:rFonts w:cs="Times New Roman"/>
+          <w:szCs w:val="24"/>
+        </w:rPr>
+      </w:pPr>
+      <w:r>
         <w:rPr>
           <w:rFonts w:cs="Times New Roman"/>
           <w:b/>
           <w:szCs w:val="24"/>
         </w:rPr>
-        <w:lastRenderedPageBreak/>
         <w:t>4. Vai trò của TTL trong cache poisoning là gì?</w:t>
       </w:r>
     </w:p>
@@ -12517,7 +12995,14 @@
           <w:rFonts w:cs="Times New Roman"/>
           <w:szCs w:val="24"/>
         </w:rPr>
-        <w:t>Trả lời: ............................................................................................</w:t>
+        <w:t xml:space="preserve">Trả lời: </w:t>
+      </w:r>
+      <w:r>
+        <w:rPr>
+          <w:rFonts w:cs="Times New Roman"/>
+          <w:szCs w:val="24"/>
+        </w:rPr>
+        <w:t>Time-to-Live (TTL) quy định thời gian (tính bằng giây) một bản ghi DNS được phép lưu giữ và phục vụ từ bộ nhớ đệm trước khi Resolver buộc phải thực hiện truy vấn mới. Trong tấn công DNS Cache Poisoning, TTL quyết định thời gian duy trì hiệu lực của cuộc tấn công. TTL càng lớn thì bản ghi giả mạo tồn tại trong cache càng lâu, nạn nhân bị điều hướng sai càng dài mà kẻ tấn công không cần phải liên tục gửi thêm gói tin giả mạo.</w:t>
       </w:r>
     </w:p>
     <w:p>
@@ -12541,6 +13026,7 @@
         <w:rPr>
           <w:rFonts w:cs="Times New Roman"/>
           <w:szCs w:val="24"/>
+          <w:lang w:val="vi-VN"/>
         </w:rPr>
       </w:pPr>
       <w:r>
@@ -12548,7 +13034,29 @@
           <w:rFonts w:cs="Times New Roman"/>
           <w:szCs w:val="24"/>
         </w:rPr>
-        <w:t>Trả lời: ............................................................................................</w:t>
+        <w:t xml:space="preserve">Trả lời: </w:t>
+      </w:r>
+      <w:r>
+        <w:rPr>
+          <w:rFonts w:cs="Times New Roman"/>
+          <w:szCs w:val="24"/>
+        </w:rPr>
+        <w:t>Mặc định trong mạng chuyển mạch ảo VirtualBox Internal Network, chế độ Promiscuous Mode là Deny, switch ảo chỉ chuyển tiếp các khung tin unicast đến đúng địa chỉ MAC đích của cổng tương ứng. Thiết lập Allow VMs cho phép card mạng của máy Kali nhận toàn bộ lưu lượng unicast lưu thông giữa các máy ảo khác trong cùng phân đoạn mạng dns-lab. Nhờ đó, Attacker mới có thể "nghe lén" được gói truy vấn giữa Victim và DNS-SERVER để trích xuất tức thời Transaction ID và số hiệu cổng UDP phục vụ việc rèn gói tin giả mạo on-</w:t>
+      </w:r>
+      <w:r>
+        <w:rPr>
+          <w:rFonts w:cs="Times New Roman"/>
+          <w:szCs w:val="24"/>
+        </w:rPr>
+        <w:t>path</w:t>
+      </w:r>
+      <w:r>
+        <w:rPr>
+          <w:rFonts w:cs="Times New Roman"/>
+          <w:szCs w:val="24"/>
+          <w:lang w:val="vi-VN"/>
+        </w:rPr>
+        <w:t>.</w:t>
       </w:r>
     </w:p>
     <w:p>
@@ -12572,6 +13080,7 @@
         <w:rPr>
           <w:rFonts w:cs="Times New Roman"/>
           <w:szCs w:val="24"/>
+          <w:lang w:val="vi-VN"/>
         </w:rPr>
       </w:pPr>
       <w:r>
@@ -12579,8 +13088,51 @@
           <w:rFonts w:cs="Times New Roman"/>
           <w:szCs w:val="24"/>
         </w:rPr>
-        <w:t>Trả lời: ............................................................................................</w:t>
+        <w:t>Trả lời:</w:t>
       </w:r>
+    </w:p>
+    <w:p>
+      <w:r>
+        <w:t xml:space="preserve">Bảo toàn môi trường Active Directory: Phân vùng LAN-DOMAIN (10.6.0.0/24) phục vụ dịch vụ domain controller DC01; việc giả mạo và đầu độc DNS trực tiếp có thể làm gãy các cơ chế chứng thực Kerberos, LDAP và làm hỏng bài thực hành tích hợp trước đó. </w:t>
+      </w:r>
+    </w:p>
+    <w:p>
+      <w:pPr>
+        <w:rPr>
+          <w:rFonts w:cs="Times New Roman"/>
+          <w:szCs w:val="24"/>
+        </w:rPr>
+      </w:pPr>
+      <w:r>
+        <w:rPr>
+          <w:rFonts w:cs="Times New Roman"/>
+          <w:szCs w:val="24"/>
+        </w:rPr>
+        <w:t xml:space="preserve">Cô lập rủi ro an toàn: Tạo riêng dải mạng 10.9.0.0/24 với firewall rules cách ly nghiêm ngặt giúp kiểm soát toàn bộ lưu lượng tấn công, ngăn chặn việc rò rỉ các gói tin rèn giả (scapy packets) ra ngoài mạng thực hoặc dải mạng quản trị. </w:t>
+      </w:r>
+    </w:p>
+    <w:p>
+      <w:pPr>
+        <w:rPr>
+          <w:rFonts w:cs="Times New Roman"/>
+          <w:szCs w:val="24"/>
+        </w:rPr>
+      </w:pPr>
+      <w:r>
+        <w:rPr>
+          <w:rFonts w:cs="Times New Roman"/>
+          <w:szCs w:val="24"/>
+        </w:rPr>
+        <w:t>Tái lập điều kiện thử nghiệm đặc thù: BIND9 cần được cấu hình các thông số riêng (như forwarder có độ trễ, tắt DNS Cookie) để minh họa rõ nét cuộc đua DNS mà không phá vỡ cấu hình chuẩn của DC01.</w:t>
+      </w:r>
+    </w:p>
+    <w:p>
+      <w:pPr>
+        <w:rPr>
+          <w:rFonts w:cs="Times New Roman"/>
+          <w:szCs w:val="24"/>
+        </w:rPr>
+      </w:pPr>
     </w:p>
     <w:p>
       <w:pPr>
@@ -12601,8 +13153,7 @@
     <w:p>
       <w:pPr>
         <w:rPr>
-          <w:rFonts w:cs="Times New Roman"/>
-          <w:szCs w:val="24"/>
+          <w:lang w:val="vi-VN"/>
         </w:rPr>
       </w:pPr>
       <w:r>
@@ -12610,8 +13161,51 @@
           <w:rFonts w:cs="Times New Roman"/>
           <w:szCs w:val="24"/>
         </w:rPr>
-        <w:t>Trả lời: ............................................................................................</w:t>
+        <w:t xml:space="preserve">Trả lời: </w:t>
       </w:r>
+    </w:p>
+    <w:p>
+      <w:r>
+        <w:t xml:space="preserve">Authoritative DNS Server: Máy chủ quản lý và nắm giữ dữ liệu gốc (zone files) của các tên miền được phân quyền; đưa ra câu trả lời dứt khoát cho tên miền thuộc quyền quản lý của mình và không đi tra cứu hộ tên miền khác. </w:t>
+      </w:r>
+    </w:p>
+    <w:p>
+      <w:pPr>
+        <w:rPr>
+          <w:rFonts w:cs="Times New Roman"/>
+          <w:szCs w:val="24"/>
+        </w:rPr>
+      </w:pPr>
+      <w:r>
+        <w:rPr>
+          <w:rFonts w:cs="Times New Roman"/>
+          <w:szCs w:val="24"/>
+        </w:rPr>
+        <w:t xml:space="preserve">Recursive Resolver: Máy chủ trung gian tiếp nhận yêu cầu từ client, thay mặt client thực hiện quy trình tra cứu tuần tự từ Root Server $\rightarrow$ TLD Server $\rightarrow$ Authoritative Server để tìm bằng được câu trả lời cuối cùng. </w:t>
+      </w:r>
+    </w:p>
+    <w:p>
+      <w:pPr>
+        <w:rPr>
+          <w:rFonts w:cs="Times New Roman"/>
+          <w:szCs w:val="24"/>
+        </w:rPr>
+      </w:pPr>
+      <w:r>
+        <w:rPr>
+          <w:rFonts w:cs="Times New Roman"/>
+          <w:szCs w:val="24"/>
+        </w:rPr>
+        <w:t>Caching Resolver: Tính năng lưu trữ tạm thời các kết quả phân giải vào RAM theo giá trị TTL; khi nhận được truy vấn lặp lại cùng tên miền, nó trả về ngay dữ liệu từ bộ nhớ đệm mà không cần phân giải đệ quy lại từ đầu.</w:t>
+      </w:r>
+    </w:p>
+    <w:p>
+      <w:pPr>
+        <w:rPr>
+          <w:rFonts w:cs="Times New Roman"/>
+          <w:szCs w:val="24"/>
+        </w:rPr>
+      </w:pPr>
     </w:p>
     <w:p>
       <w:pPr>
@@ -12632,8 +13226,7 @@
     <w:p>
       <w:pPr>
         <w:rPr>
-          <w:rFonts w:cs="Times New Roman"/>
-          <w:szCs w:val="24"/>
+          <w:lang w:val="vi-VN"/>
         </w:rPr>
       </w:pPr>
       <w:r>
@@ -12641,8 +13234,36 @@
           <w:rFonts w:cs="Times New Roman"/>
           <w:szCs w:val="24"/>
         </w:rPr>
-        <w:t>Trả lời: ............................................................................................</w:t>
+        <w:t xml:space="preserve">Trả lời: </w:t>
       </w:r>
+    </w:p>
+    <w:p>
+      <w:r>
+        <w:t xml:space="preserve">DNSSEC (DNS Security Extensions) giải quyết tính toàn vẹn dữ liệu (Data Integrity) và xác thực nguồn gốc dữ liệu (Data Origin Authentication) bằng cơ chế chữ ký số khóa công khai (RRSIG) và chuỗi tin cậy (Chain of Trust). </w:t>
+      </w:r>
+    </w:p>
+    <w:p>
+      <w:pPr>
+        <w:rPr>
+          <w:rFonts w:cs="Times New Roman"/>
+          <w:szCs w:val="24"/>
+        </w:rPr>
+      </w:pPr>
+      <w:r>
+        <w:rPr>
+          <w:rFonts w:cs="Times New Roman"/>
+          <w:szCs w:val="24"/>
+        </w:rPr>
+        <w:t xml:space="preserve">Zone .test trong bài thực hành là tên miền mô phỏng nội bộ chưa được ký số (unsigned zone), không chứa các bản ghi khóa DNSKEY, chữ ký RRSIG và Delegation Signer (DS) liên kết với Root. Do đó, dù BIND9 có bật dnssec-validation auto;, resolver vẫn coi zone này ở trạng thái "Insecure" và tiếp tục chấp nhận câu trả lời không có chữ ký, dẫn đến phản hồi giả mạo vẫn được chấp nhận bình thường. </w:t>
+      </w:r>
+    </w:p>
+    <w:p>
+      <w:pPr>
+        <w:rPr>
+          <w:rFonts w:cs="Times New Roman"/>
+          <w:szCs w:val="24"/>
+        </w:rPr>
+      </w:pPr>
     </w:p>
     <w:p>
       <w:pPr>
@@ -12663,8 +13284,7 @@
     <w:p>
       <w:pPr>
         <w:rPr>
-          <w:rFonts w:cs="Times New Roman"/>
-          <w:szCs w:val="24"/>
+          <w:lang w:val="vi-VN"/>
         </w:rPr>
       </w:pPr>
       <w:r>
@@ -12672,8 +13292,66 @@
           <w:rFonts w:cs="Times New Roman"/>
           <w:szCs w:val="24"/>
         </w:rPr>
-        <w:t>Trả lời: ............................................................................................</w:t>
+        <w:t xml:space="preserve">Trả lời: </w:t>
       </w:r>
+    </w:p>
+    <w:p>
+      <w:r>
+        <w:t xml:space="preserve">DNS over TCP (TCP/53): Giao thức DNS tiêu chuẩn sử dụng cả cổng TCP 53 khi kích thước bản tin vượt quá 512 bytes (EDNS0) hoặc trong quá trình truyền vùng dữ liệu (Zone Transfer). </w:t>
+      </w:r>
+    </w:p>
+    <w:p>
+      <w:pPr>
+        <w:rPr>
+          <w:rFonts w:cs="Times New Roman"/>
+          <w:szCs w:val="24"/>
+        </w:rPr>
+      </w:pPr>
+      <w:r>
+        <w:rPr>
+          <w:rFonts w:cs="Times New Roman"/>
+          <w:szCs w:val="24"/>
+        </w:rPr>
+        <w:t xml:space="preserve">DNS over HTTPS (DoH - TCP/443): Lưu lượng DNS được mã hóa bên trong các phiên HTTPS tiêu chuẩn qua cổng 443, hòa lẫn hoàn toàn với lưu lượng duyệt web thông thường khiến tường lửa L4 không thể phân biệt. </w:t>
+      </w:r>
+    </w:p>
+    <w:p>
+      <w:pPr>
+        <w:rPr>
+          <w:rFonts w:cs="Times New Roman"/>
+          <w:szCs w:val="24"/>
+        </w:rPr>
+      </w:pPr>
+      <w:r>
+        <w:rPr>
+          <w:rFonts w:cs="Times New Roman"/>
+          <w:szCs w:val="24"/>
+        </w:rPr>
+        <w:t xml:space="preserve">DNS over TLS (DoT - TCP/853): Kênh truyền DNS được mã hóa chuyên dụng qua cổng 853. </w:t>
+      </w:r>
+    </w:p>
+    <w:p>
+      <w:pPr>
+        <w:rPr>
+          <w:rFonts w:cs="Times New Roman"/>
+          <w:szCs w:val="24"/>
+        </w:rPr>
+      </w:pPr>
+      <w:r>
+        <w:rPr>
+          <w:rFonts w:cs="Times New Roman"/>
+          <w:szCs w:val="24"/>
+        </w:rPr>
+        <w:t>DNS over QUIC (DoQ) &amp; DNSCrypt: Các giao thức phân giải hiện đại sử dụng UDP qua các cổng phi tiêu chuẩn để mã hóa và ẩn danh lưu lượng phân giải tên miền.</w:t>
+      </w:r>
+    </w:p>
+    <w:p>
+      <w:pPr>
+        <w:rPr>
+          <w:rFonts w:cs="Times New Roman"/>
+          <w:szCs w:val="24"/>
+        </w:rPr>
+      </w:pPr>
     </w:p>
     <w:p>
       <w:pPr>
@@ -12694,8 +13372,7 @@
     <w:p>
       <w:pPr>
         <w:rPr>
-          <w:rFonts w:cs="Times New Roman"/>
-          <w:szCs w:val="24"/>
+          <w:lang w:val="vi-VN"/>
         </w:rPr>
       </w:pPr>
       <w:r>
@@ -12703,8 +13380,82 @@
           <w:rFonts w:cs="Times New Roman"/>
           <w:szCs w:val="24"/>
         </w:rPr>
-        <w:t>Trả lời: ............................................................................................</w:t>
+        <w:t xml:space="preserve">Trả lời: </w:t>
       </w:r>
+    </w:p>
+    <w:p>
+      <w:r>
+        <w:t xml:space="preserve">Bật và bắt buộc thực thi DNSSEC Validation: Cấu hình resolver xác thực chữ ký số DNSSEC để tự động loại bỏ các câu trả lời giả mạo đối với các zone đã ký. </w:t>
+      </w:r>
+    </w:p>
+    <w:p>
+      <w:pPr>
+        <w:rPr>
+          <w:rFonts w:cs="Times New Roman"/>
+          <w:szCs w:val="24"/>
+        </w:rPr>
+      </w:pPr>
+      <w:r>
+        <w:rPr>
+          <w:rFonts w:cs="Times New Roman"/>
+          <w:szCs w:val="24"/>
+        </w:rPr>
+        <w:t xml:space="preserve">Kích hoạt DNS COOKIE (RFC 7873): Bật cơ chế DNS Cookie mặc định giữa resolver và authoritative server nhằm ngăn chặn tấn công giả mạo on-path và khuếch đại DNS. </w:t>
+      </w:r>
+    </w:p>
+    <w:p>
+      <w:pPr>
+        <w:rPr>
+          <w:rFonts w:cs="Times New Roman"/>
+          <w:szCs w:val="24"/>
+        </w:rPr>
+      </w:pPr>
+      <w:r>
+        <w:rPr>
+          <w:rFonts w:cs="Times New Roman"/>
+          <w:szCs w:val="24"/>
+        </w:rPr>
+        <w:t xml:space="preserve">Phân đoạn mạng (Network Segmentation): Đưa các máy trạm vào các VLAN riêng biệt, không đặt chung broadcast domain L2 với máy chủ DNS, đồng thời khóa tính năng Promiscuous Mode trên switch (đặt về Deny). </w:t>
+      </w:r>
+    </w:p>
+    <w:p>
+      <w:pPr>
+        <w:rPr>
+          <w:rFonts w:cs="Times New Roman"/>
+          <w:szCs w:val="24"/>
+        </w:rPr>
+      </w:pPr>
+      <w:r>
+        <w:rPr>
+          <w:rFonts w:cs="Times New Roman"/>
+          <w:szCs w:val="24"/>
+        </w:rPr>
+        <w:t xml:space="preserve">Kiểm soát cổng thoát DNS (DNS Egress Filtering): Thiết lập chính sách tường lửa trên pfSense chặn toàn bộ truy vấn ra cổng 53 (UDP/TCP) xuất phát từ các máy trạm, chỉ cho phép duy nhất IP của DNS Resolver nội bộ gửi truy vấn ra ngoài mạng. </w:t>
+      </w:r>
+    </w:p>
+    <w:p>
+      <w:pPr>
+        <w:rPr>
+          <w:rFonts w:cs="Times New Roman"/>
+          <w:szCs w:val="24"/>
+        </w:rPr>
+      </w:pPr>
+      <w:r>
+        <w:rPr>
+          <w:rFonts w:cs="Times New Roman"/>
+          <w:szCs w:val="24"/>
+        </w:rPr>
+        <w:lastRenderedPageBreak/>
+        <w:t>Giám sát lưu lượng DNS (DNS Monitoring): Theo dõi và phát hiện các phản hồi trùng lặp (duplicate responses), sự thay đổi đột biến trong cache hoặc các bản ghi phân giải không khớp chính sách.</w:t>
+      </w:r>
+    </w:p>
+    <w:p>
+      <w:pPr>
+        <w:rPr>
+          <w:rFonts w:cs="Times New Roman"/>
+          <w:szCs w:val="24"/>
+        </w:rPr>
+      </w:pPr>
     </w:p>
     <w:p>
       <w:pPr>
@@ -12752,21 +13503,103 @@
         <w:pStyle w:val="ListBullet"/>
         <w:numPr>
           <w:ilvl w:val="0"/>
-          <w:numId w:val="19"/>
+          <w:numId w:val="0"/>
         </w:numPr>
         <w:spacing w:after="60" w:line="360" w:lineRule="auto"/>
         <w:rPr>
           <w:rFonts w:cs="Times New Roman"/>
-          <w:szCs w:val="24"/>
+          <w:noProof/>
+          <w:szCs w:val="24"/>
+          <w:lang w:val="vi-VN"/>
+        </w:rPr>
+      </w:pPr>
+    </w:p>
+    <w:p>
+      <w:pPr>
+        <w:pStyle w:val="ListBullet"/>
+        <w:numPr>
+          <w:ilvl w:val="0"/>
+          <w:numId w:val="0"/>
+        </w:numPr>
+        <w:spacing w:after="60" w:line="360" w:lineRule="auto"/>
+        <w:rPr>
+          <w:rFonts w:cs="Times New Roman"/>
+          <w:szCs w:val="24"/>
+          <w:lang w:val="vi-VN"/>
         </w:rPr>
       </w:pPr>
       <w:r>
         <w:rPr>
           <w:rFonts w:cs="Times New Roman"/>
-          <w:szCs w:val="24"/>
-        </w:rPr>
-        <w:t>IP của DNS-SERVER, Victim, Kali đúng bảng địa chỉ.</w:t>
+          <w:noProof/>
+          <w:szCs w:val="24"/>
+          <w:lang w:val="vi-VN"/>
+        </w:rPr>
+        <w:drawing>
+          <wp:inline distT="0" distB="0" distL="0" distR="0" wp14:anchorId="4963D218" wp14:editId="56569451">
+            <wp:extent cx="6334125" cy="1104900"/>
+            <wp:effectExtent l="0" t="0" r="9525" b="0"/>
+            <wp:docPr id="24" name="Picture 24"/>
+            <wp:cNvGraphicFramePr>
+              <a:graphicFrameLocks xmlns:a="http://schemas.openxmlformats.org/drawingml/2006/main" noChangeAspect="1"/>
+            </wp:cNvGraphicFramePr>
+            <a:graphic xmlns:a="http://schemas.openxmlformats.org/drawingml/2006/main">
+              <a:graphicData uri="http://schemas.openxmlformats.org/drawingml/2006/picture">
+                <pic:pic xmlns:pic="http://schemas.openxmlformats.org/drawingml/2006/picture">
+                  <pic:nvPicPr>
+                    <pic:cNvPr id="0" name="Picture 3"/>
+                    <pic:cNvPicPr>
+                      <a:picLocks noChangeAspect="1" noChangeArrowheads="1"/>
+                    </pic:cNvPicPr>
+                  </pic:nvPicPr>
+                  <pic:blipFill>
+                    <a:blip r:embed="rId33">
+                      <a:extLst>
+                        <a:ext uri="{28A0092B-C50C-407E-A947-70E740481C1C}">
+                          <a14:useLocalDpi xmlns:a14="http://schemas.microsoft.com/office/drawing/2010/main" val="0"/>
+                        </a:ext>
+                      </a:extLst>
+                    </a:blip>
+                    <a:srcRect/>
+                    <a:stretch>
+                      <a:fillRect/>
+                    </a:stretch>
+                  </pic:blipFill>
+                  <pic:spPr bwMode="auto">
+                    <a:xfrm>
+                      <a:off x="0" y="0"/>
+                      <a:ext cx="6334125" cy="1104900"/>
+                    </a:xfrm>
+                    <a:prstGeom prst="rect">
+                      <a:avLst/>
+                    </a:prstGeom>
+                    <a:noFill/>
+                    <a:ln>
+                      <a:noFill/>
+                    </a:ln>
+                  </pic:spPr>
+                </pic:pic>
+              </a:graphicData>
+            </a:graphic>
+          </wp:inline>
+        </w:drawing>
       </w:r>
+    </w:p>
+    <w:p>
+      <w:pPr>
+        <w:pStyle w:val="ListBullet"/>
+        <w:numPr>
+          <w:ilvl w:val="0"/>
+          <w:numId w:val="0"/>
+        </w:numPr>
+        <w:spacing w:after="60" w:line="360" w:lineRule="auto"/>
+        <w:jc w:val="center"/>
+        <w:rPr>
+          <w:rFonts w:cs="Times New Roman"/>
+          <w:szCs w:val="24"/>
+          <w:lang w:val="vi-VN"/>
+        </w:rPr>
+      </w:pPr>
     </w:p>
     <w:p>
       <w:pPr>
@@ -12786,7 +13619,7 @@
           <w:rFonts w:cs="Times New Roman"/>
           <w:szCs w:val="24"/>
         </w:rPr>
-        <w:t>BIND9 named-checkconf/named-checkzone thành công.</w:t>
+        <w:t>IP của DNS-SERVER, Victim, Kali đúng bảng địa chỉ.</w:t>
       </w:r>
     </w:p>
     <w:p>
@@ -12807,7 +13640,7 @@
           <w:rFonts w:cs="Times New Roman"/>
           <w:szCs w:val="24"/>
         </w:rPr>
-        <w:t>Baseline www.external.lab9.test -&gt; 172.16.6.10.</w:t>
+        <w:t>BIND9 named-checkconf/named-checkzone thành công.</w:t>
       </w:r>
     </w:p>
     <w:p>
@@ -12828,7 +13661,7 @@
           <w:rFonts w:cs="Times New Roman"/>
           <w:szCs w:val="24"/>
         </w:rPr>
-        <w:t>Task 1: browser/curl đi tới 10.9.0.200 trong khi dig trực tiếp vẫn trả 172.16.6.10.</w:t>
+        <w:t>Baseline www.external.lab9.test -&gt; 172.16.6.10.</w:t>
       </w:r>
     </w:p>
     <w:p>
@@ -12849,7 +13682,77 @@
           <w:rFonts w:cs="Times New Roman"/>
           <w:szCs w:val="24"/>
         </w:rPr>
-        <w:t>Task 2: Wireshark có query + forged response; Victim nhận 10.9.0.200.</w:t>
+        <w:t>Task 1: browser/curl đi tới 10.9.0.200 trong khi dig trực tiếp vẫn trả 172.16.6.10.</w:t>
+      </w:r>
+    </w:p>
+    <w:p>
+      <w:pPr>
+        <w:pStyle w:val="ListBullet"/>
+        <w:numPr>
+          <w:ilvl w:val="0"/>
+          <w:numId w:val="0"/>
+        </w:numPr>
+        <w:spacing w:after="60" w:line="360" w:lineRule="auto"/>
+        <w:rPr>
+          <w:rFonts w:cs="Times New Roman"/>
+          <w:szCs w:val="24"/>
+        </w:rPr>
+      </w:pPr>
+      <w:r>
+        <w:rPr>
+          <w:rFonts w:cs="Times New Roman"/>
+          <w:noProof/>
+          <w:szCs w:val="24"/>
+          <w:lang w:val="vi-VN"/>
+        </w:rPr>
+        <w:drawing>
+          <wp:inline distT="0" distB="0" distL="0" distR="0" wp14:anchorId="67A92D3D" wp14:editId="30F9F328">
+            <wp:extent cx="6324600" cy="1181100"/>
+            <wp:effectExtent l="0" t="0" r="0" b="0"/>
+            <wp:docPr id="25" name="Picture 25"/>
+            <wp:cNvGraphicFramePr>
+              <a:graphicFrameLocks xmlns:a="http://schemas.openxmlformats.org/drawingml/2006/main" noChangeAspect="1"/>
+            </wp:cNvGraphicFramePr>
+            <a:graphic xmlns:a="http://schemas.openxmlformats.org/drawingml/2006/main">
+              <a:graphicData uri="http://schemas.openxmlformats.org/drawingml/2006/picture">
+                <pic:pic xmlns:pic="http://schemas.openxmlformats.org/drawingml/2006/picture">
+                  <pic:nvPicPr>
+                    <pic:cNvPr id="0" name="Picture 4"/>
+                    <pic:cNvPicPr>
+                      <a:picLocks noChangeAspect="1" noChangeArrowheads="1"/>
+                    </pic:cNvPicPr>
+                  </pic:nvPicPr>
+                  <pic:blipFill>
+                    <a:blip r:embed="rId34">
+                      <a:extLst>
+                        <a:ext uri="{28A0092B-C50C-407E-A947-70E740481C1C}">
+                          <a14:useLocalDpi xmlns:a14="http://schemas.microsoft.com/office/drawing/2010/main" val="0"/>
+                        </a:ext>
+                      </a:extLst>
+                    </a:blip>
+                    <a:srcRect/>
+                    <a:stretch>
+                      <a:fillRect/>
+                    </a:stretch>
+                  </pic:blipFill>
+                  <pic:spPr bwMode="auto">
+                    <a:xfrm>
+                      <a:off x="0" y="0"/>
+                      <a:ext cx="6324600" cy="1181100"/>
+                    </a:xfrm>
+                    <a:prstGeom prst="rect">
+                      <a:avLst/>
+                    </a:prstGeom>
+                    <a:noFill/>
+                    <a:ln>
+                      <a:noFill/>
+                    </a:ln>
+                  </pic:spPr>
+                </pic:pic>
+              </a:graphicData>
+            </a:graphic>
+          </wp:inline>
+        </w:drawing>
       </w:r>
     </w:p>
     <w:p>
@@ -12870,7 +13773,77 @@
           <w:rFonts w:cs="Times New Roman"/>
           <w:szCs w:val="24"/>
         </w:rPr>
-        <w:t>Task 3: forged response tới resolver và cache chứa 10.9.0.200.</w:t>
+        <w:t>Task 2: Wireshark có query + forged response; Victim nhận 10.9.0.200.</w:t>
+      </w:r>
+    </w:p>
+    <w:p>
+      <w:pPr>
+        <w:pStyle w:val="ListBullet"/>
+        <w:numPr>
+          <w:ilvl w:val="0"/>
+          <w:numId w:val="0"/>
+        </w:numPr>
+        <w:spacing w:after="60" w:line="360" w:lineRule="auto"/>
+        <w:rPr>
+          <w:rFonts w:cs="Times New Roman"/>
+          <w:szCs w:val="24"/>
+        </w:rPr>
+      </w:pPr>
+      <w:r>
+        <w:rPr>
+          <w:rFonts w:cs="Times New Roman"/>
+          <w:noProof/>
+          <w:szCs w:val="24"/>
+          <w:lang w:val="vi-VN"/>
+        </w:rPr>
+        <w:drawing>
+          <wp:inline distT="0" distB="0" distL="0" distR="0" wp14:anchorId="2CC68D81" wp14:editId="7036BE3E">
+            <wp:extent cx="6334125" cy="1571625"/>
+            <wp:effectExtent l="0" t="0" r="9525" b="9525"/>
+            <wp:docPr id="26" name="Picture 26"/>
+            <wp:cNvGraphicFramePr>
+              <a:graphicFrameLocks xmlns:a="http://schemas.openxmlformats.org/drawingml/2006/main" noChangeAspect="1"/>
+            </wp:cNvGraphicFramePr>
+            <a:graphic xmlns:a="http://schemas.openxmlformats.org/drawingml/2006/main">
+              <a:graphicData uri="http://schemas.openxmlformats.org/drawingml/2006/picture">
+                <pic:pic xmlns:pic="http://schemas.openxmlformats.org/drawingml/2006/picture">
+                  <pic:nvPicPr>
+                    <pic:cNvPr id="0" name="Picture 5"/>
+                    <pic:cNvPicPr>
+                      <a:picLocks noChangeAspect="1" noChangeArrowheads="1"/>
+                    </pic:cNvPicPr>
+                  </pic:nvPicPr>
+                  <pic:blipFill>
+                    <a:blip r:embed="rId35">
+                      <a:extLst>
+                        <a:ext uri="{28A0092B-C50C-407E-A947-70E740481C1C}">
+                          <a14:useLocalDpi xmlns:a14="http://schemas.microsoft.com/office/drawing/2010/main" val="0"/>
+                        </a:ext>
+                      </a:extLst>
+                    </a:blip>
+                    <a:srcRect/>
+                    <a:stretch>
+                      <a:fillRect/>
+                    </a:stretch>
+                  </pic:blipFill>
+                  <pic:spPr bwMode="auto">
+                    <a:xfrm>
+                      <a:off x="0" y="0"/>
+                      <a:ext cx="6334125" cy="1571625"/>
+                    </a:xfrm>
+                    <a:prstGeom prst="rect">
+                      <a:avLst/>
+                    </a:prstGeom>
+                    <a:noFill/>
+                    <a:ln>
+                      <a:noFill/>
+                    </a:ln>
+                  </pic:spPr>
+                </pic:pic>
+              </a:graphicData>
+            </a:graphic>
+          </wp:inline>
+        </w:drawing>
       </w:r>
     </w:p>
     <w:p>
@@ -12891,7 +13864,78 @@
           <w:rFonts w:cs="Times New Roman"/>
           <w:szCs w:val="24"/>
         </w:rPr>
-        <w:t>Sau flush: kết quả trở về 172.16.6.10.</w:t>
+        <w:t>Task 3: forged response tới resolver và cache chứa 10.9.0.200.</w:t>
+      </w:r>
+    </w:p>
+    <w:p>
+      <w:pPr>
+        <w:pStyle w:val="ListBullet"/>
+        <w:numPr>
+          <w:ilvl w:val="0"/>
+          <w:numId w:val="0"/>
+        </w:numPr>
+        <w:spacing w:after="60" w:line="360" w:lineRule="auto"/>
+        <w:rPr>
+          <w:rFonts w:cs="Times New Roman"/>
+          <w:szCs w:val="24"/>
+        </w:rPr>
+      </w:pPr>
+      <w:r>
+        <w:rPr>
+          <w:rFonts w:cs="Times New Roman"/>
+          <w:noProof/>
+          <w:szCs w:val="24"/>
+          <w:lang w:val="vi-VN"/>
+        </w:rPr>
+        <w:lastRenderedPageBreak/>
+        <w:drawing>
+          <wp:inline distT="0" distB="0" distL="0" distR="0" wp14:anchorId="0916CAA7" wp14:editId="676B8C08">
+            <wp:extent cx="6334125" cy="2438400"/>
+            <wp:effectExtent l="0" t="0" r="9525" b="0"/>
+            <wp:docPr id="27" name="Picture 27"/>
+            <wp:cNvGraphicFramePr>
+              <a:graphicFrameLocks xmlns:a="http://schemas.openxmlformats.org/drawingml/2006/main" noChangeAspect="1"/>
+            </wp:cNvGraphicFramePr>
+            <a:graphic xmlns:a="http://schemas.openxmlformats.org/drawingml/2006/main">
+              <a:graphicData uri="http://schemas.openxmlformats.org/drawingml/2006/picture">
+                <pic:pic xmlns:pic="http://schemas.openxmlformats.org/drawingml/2006/picture">
+                  <pic:nvPicPr>
+                    <pic:cNvPr id="0" name="Picture 6"/>
+                    <pic:cNvPicPr>
+                      <a:picLocks noChangeAspect="1" noChangeArrowheads="1"/>
+                    </pic:cNvPicPr>
+                  </pic:nvPicPr>
+                  <pic:blipFill>
+                    <a:blip r:embed="rId36">
+                      <a:extLst>
+                        <a:ext uri="{28A0092B-C50C-407E-A947-70E740481C1C}">
+                          <a14:useLocalDpi xmlns:a14="http://schemas.microsoft.com/office/drawing/2010/main" val="0"/>
+                        </a:ext>
+                      </a:extLst>
+                    </a:blip>
+                    <a:srcRect/>
+                    <a:stretch>
+                      <a:fillRect/>
+                    </a:stretch>
+                  </pic:blipFill>
+                  <pic:spPr bwMode="auto">
+                    <a:xfrm>
+                      <a:off x="0" y="0"/>
+                      <a:ext cx="6334125" cy="2438400"/>
+                    </a:xfrm>
+                    <a:prstGeom prst="rect">
+                      <a:avLst/>
+                    </a:prstGeom>
+                    <a:noFill/>
+                    <a:ln>
+                      <a:noFill/>
+                    </a:ln>
+                  </pic:spPr>
+                </pic:pic>
+              </a:graphicData>
+            </a:graphic>
+          </wp:inline>
+        </w:drawing>
       </w:r>
     </w:p>
     <w:p>
@@ -12912,6 +13956,97 @@
           <w:rFonts w:cs="Times New Roman"/>
           <w:szCs w:val="24"/>
         </w:rPr>
+        <w:t>Sau flush: kết quả trở về 172.16.6.10.</w:t>
+      </w:r>
+    </w:p>
+    <w:p>
+      <w:pPr>
+        <w:pStyle w:val="ListBullet"/>
+        <w:numPr>
+          <w:ilvl w:val="0"/>
+          <w:numId w:val="0"/>
+        </w:numPr>
+        <w:spacing w:after="60" w:line="360" w:lineRule="auto"/>
+        <w:rPr>
+          <w:rFonts w:cs="Times New Roman"/>
+          <w:szCs w:val="24"/>
+        </w:rPr>
+      </w:pPr>
+      <w:r>
+        <w:rPr>
+          <w:rFonts w:cs="Times New Roman"/>
+          <w:noProof/>
+          <w:szCs w:val="24"/>
+          <w:lang w:val="vi-VN"/>
+        </w:rPr>
+        <w:drawing>
+          <wp:inline distT="0" distB="0" distL="0" distR="0" wp14:anchorId="46A21262" wp14:editId="01E553CA">
+            <wp:extent cx="6334125" cy="2438400"/>
+            <wp:effectExtent l="0" t="0" r="9525" b="0"/>
+            <wp:docPr id="28" name="Picture 28"/>
+            <wp:cNvGraphicFramePr>
+              <a:graphicFrameLocks xmlns:a="http://schemas.openxmlformats.org/drawingml/2006/main" noChangeAspect="1"/>
+            </wp:cNvGraphicFramePr>
+            <a:graphic xmlns:a="http://schemas.openxmlformats.org/drawingml/2006/main">
+              <a:graphicData uri="http://schemas.openxmlformats.org/drawingml/2006/picture">
+                <pic:pic xmlns:pic="http://schemas.openxmlformats.org/drawingml/2006/picture">
+                  <pic:nvPicPr>
+                    <pic:cNvPr id="0" name="Picture 7"/>
+                    <pic:cNvPicPr>
+                      <a:picLocks noChangeAspect="1" noChangeArrowheads="1"/>
+                    </pic:cNvPicPr>
+                  </pic:nvPicPr>
+                  <pic:blipFill>
+                    <a:blip r:embed="rId37">
+                      <a:extLst>
+                        <a:ext uri="{28A0092B-C50C-407E-A947-70E740481C1C}">
+                          <a14:useLocalDpi xmlns:a14="http://schemas.microsoft.com/office/drawing/2010/main" val="0"/>
+                        </a:ext>
+                      </a:extLst>
+                    </a:blip>
+                    <a:srcRect/>
+                    <a:stretch>
+                      <a:fillRect/>
+                    </a:stretch>
+                  </pic:blipFill>
+                  <pic:spPr bwMode="auto">
+                    <a:xfrm>
+                      <a:off x="0" y="0"/>
+                      <a:ext cx="6334125" cy="2438400"/>
+                    </a:xfrm>
+                    <a:prstGeom prst="rect">
+                      <a:avLst/>
+                    </a:prstGeom>
+                    <a:noFill/>
+                    <a:ln>
+                      <a:noFill/>
+                    </a:ln>
+                  </pic:spPr>
+                </pic:pic>
+              </a:graphicData>
+            </a:graphic>
+          </wp:inline>
+        </w:drawing>
+      </w:r>
+    </w:p>
+    <w:p>
+      <w:pPr>
+        <w:pStyle w:val="ListBullet"/>
+        <w:numPr>
+          <w:ilvl w:val="0"/>
+          <w:numId w:val="19"/>
+        </w:numPr>
+        <w:spacing w:after="60" w:line="360" w:lineRule="auto"/>
+        <w:rPr>
+          <w:rFonts w:cs="Times New Roman"/>
+          <w:szCs w:val="24"/>
+        </w:rPr>
+      </w:pPr>
+      <w:r>
+        <w:rPr>
+          <w:rFonts w:cs="Times New Roman"/>
+          <w:szCs w:val="24"/>
+        </w:rPr>
         <w:t>Promiscuous Mode được trả về Deny sau lab.</w:t>
       </w:r>
     </w:p>
@@ -13108,7 +14243,7 @@
       </w:r>
     </w:p>
     <w:sectPr>
-      <w:footerReference w:type="default" r:id="rId29"/>
+      <w:footerReference w:type="default" r:id="rId38"/>
       <w:type w:val="continuous"/>
       <w:pgSz w:w="11906" w:h="16838"/>
       <w:pgMar w:top="907" w:right="964" w:bottom="964" w:left="964" w:header="720" w:footer="720" w:gutter="0"/>
@@ -13243,7 +14378,7 @@
         <v:path o:extrusionok="f" gradientshapeok="t" o:connecttype="rect"/>
         <o:lock v:ext="edit" aspectratio="t"/>
       </v:shapetype>
-      <v:shape id="_x0000_i1030" type="#_x0000_t75" style="width:11.25pt;height:11.25pt" o:bullet="t">
+      <v:shape id="_x0000_i1081" type="#_x0000_t75" style="width:11.25pt;height:11.25pt" o:bullet="t">
         <v:imagedata r:id="rId1" o:title="msoD2C8"/>
       </v:shape>
     </w:pict>
@@ -13401,7 +14536,7 @@
   <w:abstractNum w:abstractNumId="8" w15:restartNumberingAfterBreak="0">
     <w:nsid w:val="FFFFFF89"/>
     <w:multiLevelType w:val="singleLevel"/>
-    <w:tmpl w:val="29761A62"/>
+    <w:tmpl w:val="E0E68E84"/>
     <w:lvl w:ilvl="0">
       <w:start w:val="1"/>
       <w:numFmt w:val="bullet"/>
@@ -13985,6 +15120,119 @@
     </w:lvl>
   </w:abstractNum>
   <w:abstractNum w:abstractNumId="14" w15:restartNumberingAfterBreak="0">
+    <w:nsid w:val="43456B30"/>
+    <w:multiLevelType w:val="multilevel"/>
+    <w:tmpl w:val="BE4E2872"/>
+    <w:lvl w:ilvl="0">
+      <w:start w:val="1"/>
+      <w:numFmt w:val="decimal"/>
+      <w:lvlText w:val="%1."/>
+      <w:lvlJc w:val="left"/>
+      <w:pPr>
+        <w:tabs>
+          <w:tab w:val="num" w:pos="720"/>
+        </w:tabs>
+        <w:ind w:left="720" w:hanging="360"/>
+      </w:pPr>
+    </w:lvl>
+    <w:lvl w:ilvl="1" w:tentative="1">
+      <w:start w:val="1"/>
+      <w:numFmt w:val="decimal"/>
+      <w:lvlText w:val="%2."/>
+      <w:lvlJc w:val="left"/>
+      <w:pPr>
+        <w:tabs>
+          <w:tab w:val="num" w:pos="1440"/>
+        </w:tabs>
+        <w:ind w:left="1440" w:hanging="360"/>
+      </w:pPr>
+    </w:lvl>
+    <w:lvl w:ilvl="2" w:tentative="1">
+      <w:start w:val="1"/>
+      <w:numFmt w:val="decimal"/>
+      <w:lvlText w:val="%3."/>
+      <w:lvlJc w:val="left"/>
+      <w:pPr>
+        <w:tabs>
+          <w:tab w:val="num" w:pos="2160"/>
+        </w:tabs>
+        <w:ind w:left="2160" w:hanging="360"/>
+      </w:pPr>
+    </w:lvl>
+    <w:lvl w:ilvl="3" w:tentative="1">
+      <w:start w:val="1"/>
+      <w:numFmt w:val="decimal"/>
+      <w:lvlText w:val="%4."/>
+      <w:lvlJc w:val="left"/>
+      <w:pPr>
+        <w:tabs>
+          <w:tab w:val="num" w:pos="2880"/>
+        </w:tabs>
+        <w:ind w:left="2880" w:hanging="360"/>
+      </w:pPr>
+    </w:lvl>
+    <w:lvl w:ilvl="4" w:tentative="1">
+      <w:start w:val="1"/>
+      <w:numFmt w:val="decimal"/>
+      <w:lvlText w:val="%5."/>
+      <w:lvlJc w:val="left"/>
+      <w:pPr>
+        <w:tabs>
+          <w:tab w:val="num" w:pos="3600"/>
+        </w:tabs>
+        <w:ind w:left="3600" w:hanging="360"/>
+      </w:pPr>
+    </w:lvl>
+    <w:lvl w:ilvl="5" w:tentative="1">
+      <w:start w:val="1"/>
+      <w:numFmt w:val="decimal"/>
+      <w:lvlText w:val="%6."/>
+      <w:lvlJc w:val="left"/>
+      <w:pPr>
+        <w:tabs>
+          <w:tab w:val="num" w:pos="4320"/>
+        </w:tabs>
+        <w:ind w:left="4320" w:hanging="360"/>
+      </w:pPr>
+    </w:lvl>
+    <w:lvl w:ilvl="6" w:tentative="1">
+      <w:start w:val="1"/>
+      <w:numFmt w:val="decimal"/>
+      <w:lvlText w:val="%7."/>
+      <w:lvlJc w:val="left"/>
+      <w:pPr>
+        <w:tabs>
+          <w:tab w:val="num" w:pos="5040"/>
+        </w:tabs>
+        <w:ind w:left="5040" w:hanging="360"/>
+      </w:pPr>
+    </w:lvl>
+    <w:lvl w:ilvl="7" w:tentative="1">
+      <w:start w:val="1"/>
+      <w:numFmt w:val="decimal"/>
+      <w:lvlText w:val="%8."/>
+      <w:lvlJc w:val="left"/>
+      <w:pPr>
+        <w:tabs>
+          <w:tab w:val="num" w:pos="5760"/>
+        </w:tabs>
+        <w:ind w:left="5760" w:hanging="360"/>
+      </w:pPr>
+    </w:lvl>
+    <w:lvl w:ilvl="8" w:tentative="1">
+      <w:start w:val="1"/>
+      <w:numFmt w:val="decimal"/>
+      <w:lvlText w:val="%9."/>
+      <w:lvlJc w:val="left"/>
+      <w:pPr>
+        <w:tabs>
+          <w:tab w:val="num" w:pos="6480"/>
+        </w:tabs>
+        <w:ind w:left="6480" w:hanging="360"/>
+      </w:pPr>
+    </w:lvl>
+  </w:abstractNum>
+  <w:abstractNum w:abstractNumId="15" w15:restartNumberingAfterBreak="0">
     <w:nsid w:val="60514ACE"/>
     <w:multiLevelType w:val="hybridMultilevel"/>
     <w:tmpl w:val="215074BC"/>
@@ -14097,7 +15345,7 @@
       </w:rPr>
     </w:lvl>
   </w:abstractNum>
-  <w:abstractNum w:abstractNumId="15" w15:restartNumberingAfterBreak="0">
+  <w:abstractNum w:abstractNumId="16" w15:restartNumberingAfterBreak="0">
     <w:nsid w:val="65C57ED8"/>
     <w:multiLevelType w:val="hybridMultilevel"/>
     <w:tmpl w:val="CD1080FE"/>
@@ -14210,7 +15458,7 @@
       </w:rPr>
     </w:lvl>
   </w:abstractNum>
-  <w:abstractNum w:abstractNumId="16" w15:restartNumberingAfterBreak="0">
+  <w:abstractNum w:abstractNumId="17" w15:restartNumberingAfterBreak="0">
     <w:nsid w:val="66466B29"/>
     <w:multiLevelType w:val="hybridMultilevel"/>
     <w:tmpl w:val="A77CBC2C"/>
@@ -14323,7 +15571,7 @@
       </w:rPr>
     </w:lvl>
   </w:abstractNum>
-  <w:abstractNum w:abstractNumId="17" w15:restartNumberingAfterBreak="0">
+  <w:abstractNum w:abstractNumId="18" w15:restartNumberingAfterBreak="0">
     <w:nsid w:val="753009B2"/>
     <w:multiLevelType w:val="hybridMultilevel"/>
     <w:tmpl w:val="67FA7E92"/>
@@ -14437,7 +15685,7 @@
       </w:rPr>
     </w:lvl>
   </w:abstractNum>
-  <w:abstractNum w:abstractNumId="18" w15:restartNumberingAfterBreak="0">
+  <w:abstractNum w:abstractNumId="19" w15:restartNumberingAfterBreak="0">
     <w:nsid w:val="776528E3"/>
     <w:multiLevelType w:val="hybridMultilevel"/>
     <w:tmpl w:val="73643EB2"/>
@@ -14578,25 +15826,25 @@
     <w:abstractNumId w:val="0"/>
   </w:num>
   <w:num w:numId="10" w16cid:durableId="157037957">
-    <w:abstractNumId w:val="14"/>
+    <w:abstractNumId w:val="15"/>
   </w:num>
   <w:num w:numId="11" w16cid:durableId="1955208814">
     <w:abstractNumId w:val="11"/>
   </w:num>
   <w:num w:numId="12" w16cid:durableId="2073313907">
-    <w:abstractNumId w:val="15"/>
+    <w:abstractNumId w:val="16"/>
   </w:num>
   <w:num w:numId="13" w16cid:durableId="1942227507">
-    <w:abstractNumId w:val="16"/>
+    <w:abstractNumId w:val="17"/>
   </w:num>
   <w:num w:numId="14" w16cid:durableId="1131635004">
-    <w:abstractNumId w:val="18"/>
+    <w:abstractNumId w:val="19"/>
   </w:num>
   <w:num w:numId="15" w16cid:durableId="178855545">
     <w:abstractNumId w:val="13"/>
   </w:num>
   <w:num w:numId="16" w16cid:durableId="1140683713">
-    <w:abstractNumId w:val="17"/>
+    <w:abstractNumId w:val="18"/>
   </w:num>
   <w:num w:numId="17" w16cid:durableId="1855455515">
     <w:abstractNumId w:val="9"/>
@@ -14606,6 +15854,9 @@
   </w:num>
   <w:num w:numId="19" w16cid:durableId="1230965073">
     <w:abstractNumId w:val="10"/>
+  </w:num>
+  <w:num w:numId="20" w16cid:durableId="269823529">
+    <w:abstractNumId w:val="14"/>
   </w:num>
 </w:numbering>
 </file>
@@ -15217,7 +16468,6 @@
   <w:style w:type="character" w:default="1" w:styleId="DefaultParagraphFont">
     <w:name w:val="Default Paragraph Font"/>
     <w:uiPriority w:val="1"/>
-    <w:semiHidden/>
     <w:unhideWhenUsed/>
   </w:style>
   <w:style w:type="table" w:default="1" w:styleId="TableNormal">
@@ -26029,6 +27279,42 @@
       <w:u w:val="single"/>
     </w:rPr>
   </w:style>
+  <w:style w:type="paragraph" w:styleId="NormalWeb">
+    <w:name w:val="Normal (Web)"/>
+    <w:basedOn w:val="Normal"/>
+    <w:uiPriority w:val="99"/>
+    <w:semiHidden/>
+    <w:unhideWhenUsed/>
+    <w:rsid w:val="00612687"/>
+    <w:rPr>
+      <w:rFonts w:cs="Times New Roman"/>
+      <w:szCs w:val="24"/>
+    </w:rPr>
+  </w:style>
+  <w:style w:type="character" w:styleId="UnresolvedMention">
+    <w:name w:val="Unresolved Mention"/>
+    <w:basedOn w:val="DefaultParagraphFont"/>
+    <w:uiPriority w:val="99"/>
+    <w:semiHidden/>
+    <w:unhideWhenUsed/>
+    <w:rsid w:val="00E01025"/>
+    <w:rPr>
+      <w:color w:val="605E5C"/>
+      <w:shd w:val="clear" w:color="auto" w:fill="E1DFDD"/>
+    </w:rPr>
+  </w:style>
+  <w:style w:type="character" w:styleId="FollowedHyperlink">
+    <w:name w:val="FollowedHyperlink"/>
+    <w:basedOn w:val="DefaultParagraphFont"/>
+    <w:uiPriority w:val="99"/>
+    <w:semiHidden/>
+    <w:unhideWhenUsed/>
+    <w:rsid w:val="00E01025"/>
+    <w:rPr>
+      <w:color w:val="800080" w:themeColor="followedHyperlink"/>
+      <w:u w:val="single"/>
+    </w:rPr>
+  </w:style>
 </w:styles>
 </file>
 
